--- a/MarketMoo_1_Product_Design_Document.docx
+++ b/MarketMoo_1_Product_Design_Document.docx
@@ -6103,7 +6103,261 @@
                 <w:sz w:val="19"/>
                 <w:szCs w:val="19"/>
               </w:rPr>
-              <w:t xml:space="preserve">Register and sign in with phone number and SMS one-time code; farm profile (livestock, ward, farm pin).</w:t>
+              <w:t xml:space="preserve">Register and sign in with phone number and SMS one-time code; farm profile (livestock, ward).</w:t>
+            </w:r>
+          </w:p>
+        </w:tc>
+        <w:tc>
+          <w:tcPr>
+            <w:tcW w:type="dxa" w:w="576"/>
+            <w:tcBorders>
+              <w:top w:val="single" w:color="BFBFBF" w:sz="4"/>
+              <w:left w:val="single" w:color="BFBFBF" w:sz="4"/>
+              <w:bottom w:val="single" w:color="BFBFBF" w:sz="4"/>
+              <w:right w:val="single" w:color="BFBFBF" w:sz="4"/>
+            </w:tcBorders>
+            <w:shd w:fill="FAF7F0" w:color="auto" w:val="clear"/>
+            <w:tcMar>
+              <w:top w:type="dxa" w:w="60"/>
+              <w:left w:type="dxa" w:w="100"/>
+              <w:bottom w:type="dxa" w:w="60"/>
+              <w:right w:type="dxa" w:w="100"/>
+            </w:tcMar>
+          </w:tcPr>
+          <w:p>
+            <w:pPr>
+              <w:spacing w:after="20"/>
+            </w:pPr>
+            <w:r>
+              <w:rPr>
+                <w:rFonts w:ascii="Calibri" w:cs="Calibri" w:eastAsia="Calibri" w:hAnsi="Calibri"/>
+                <w:sz w:val="19"/>
+                <w:szCs w:val="19"/>
+              </w:rPr>
+              <w:t xml:space="preserve">M</w:t>
+            </w:r>
+          </w:p>
+        </w:tc>
+      </w:tr>
+      <w:tr>
+        <w:trPr>
+          <w:cantSplit/>
+        </w:trPr>
+        <w:tc>
+          <w:tcPr>
+            <w:tcW w:type="dxa" w:w="1100"/>
+            <w:tcBorders>
+              <w:top w:val="single" w:color="BFBFBF" w:sz="4"/>
+              <w:left w:val="single" w:color="BFBFBF" w:sz="4"/>
+              <w:bottom w:val="single" w:color="BFBFBF" w:sz="4"/>
+              <w:right w:val="single" w:color="BFBFBF" w:sz="4"/>
+            </w:tcBorders>
+            <w:tcMar>
+              <w:top w:type="dxa" w:w="60"/>
+              <w:left w:type="dxa" w:w="100"/>
+              <w:bottom w:type="dxa" w:w="60"/>
+              <w:right w:type="dxa" w:w="100"/>
+            </w:tcMar>
+          </w:tcPr>
+          <w:p>
+            <w:pPr>
+              <w:spacing w:after="20"/>
+            </w:pPr>
+            <w:r>
+              <w:rPr>
+                <w:rFonts w:ascii="Calibri" w:cs="Calibri" w:eastAsia="Calibri" w:hAnsi="Calibri"/>
+                <w:sz w:val="19"/>
+                <w:szCs w:val="19"/>
+              </w:rPr>
+              <w:t xml:space="preserve">FR-ON-03</w:t>
+            </w:r>
+          </w:p>
+        </w:tc>
+        <w:tc>
+          <w:tcPr>
+            <w:tcW w:type="dxa" w:w="1250"/>
+            <w:tcBorders>
+              <w:top w:val="single" w:color="BFBFBF" w:sz="4"/>
+              <w:left w:val="single" w:color="BFBFBF" w:sz="4"/>
+              <w:bottom w:val="single" w:color="BFBFBF" w:sz="4"/>
+              <w:right w:val="single" w:color="BFBFBF" w:sz="4"/>
+            </w:tcBorders>
+            <w:tcMar>
+              <w:top w:type="dxa" w:w="60"/>
+              <w:left w:type="dxa" w:w="100"/>
+              <w:bottom w:type="dxa" w:w="60"/>
+              <w:right w:type="dxa" w:w="100"/>
+            </w:tcMar>
+          </w:tcPr>
+          <w:p>
+            <w:pPr>
+              <w:spacing w:after="20"/>
+            </w:pPr>
+            <w:r>
+              <w:rPr>
+                <w:rFonts w:ascii="Calibri" w:cs="Calibri" w:eastAsia="Calibri" w:hAnsi="Calibri"/>
+                <w:sz w:val="19"/>
+                <w:szCs w:val="19"/>
+              </w:rPr>
+              <w:t xml:space="preserve">Onboarding</w:t>
+            </w:r>
+          </w:p>
+        </w:tc>
+        <w:tc>
+          <w:tcPr>
+            <w:tcW w:type="dxa" w:w="6100"/>
+            <w:tcBorders>
+              <w:top w:val="single" w:color="BFBFBF" w:sz="4"/>
+              <w:left w:val="single" w:color="BFBFBF" w:sz="4"/>
+              <w:bottom w:val="single" w:color="BFBFBF" w:sz="4"/>
+              <w:right w:val="single" w:color="BFBFBF" w:sz="4"/>
+            </w:tcBorders>
+            <w:tcMar>
+              <w:top w:type="dxa" w:w="60"/>
+              <w:left w:type="dxa" w:w="100"/>
+              <w:bottom w:type="dxa" w:w="60"/>
+              <w:right w:type="dxa" w:w="100"/>
+            </w:tcMar>
+          </w:tcPr>
+          <w:p>
+            <w:pPr>
+              <w:spacing w:after="20"/>
+            </w:pPr>
+            <w:r>
+              <w:rPr>
+                <w:rFonts w:ascii="Calibri" w:cs="Calibri" w:eastAsia="Calibri" w:hAnsi="Calibri"/>
+                <w:sz w:val="19"/>
+                <w:szCs w:val="19"/>
+              </w:rPr>
+              <w:t xml:space="preserve">Mark the farm boundary instead of a single pin: draw it on the map (tap corners or add GPS positions as corners) or upload a zipped shapefile. Area is shown in hectares; the boundary centre drives every insight. A quick pin remains as a fallback. The outline stays private.</w:t>
+            </w:r>
+          </w:p>
+        </w:tc>
+        <w:tc>
+          <w:tcPr>
+            <w:tcW w:type="dxa" w:w="576"/>
+            <w:tcBorders>
+              <w:top w:val="single" w:color="BFBFBF" w:sz="4"/>
+              <w:left w:val="single" w:color="BFBFBF" w:sz="4"/>
+              <w:bottom w:val="single" w:color="BFBFBF" w:sz="4"/>
+              <w:right w:val="single" w:color="BFBFBF" w:sz="4"/>
+            </w:tcBorders>
+            <w:tcMar>
+              <w:top w:type="dxa" w:w="60"/>
+              <w:left w:type="dxa" w:w="100"/>
+              <w:bottom w:type="dxa" w:w="60"/>
+              <w:right w:type="dxa" w:w="100"/>
+            </w:tcMar>
+          </w:tcPr>
+          <w:p>
+            <w:pPr>
+              <w:spacing w:after="20"/>
+            </w:pPr>
+            <w:r>
+              <w:rPr>
+                <w:rFonts w:ascii="Calibri" w:cs="Calibri" w:eastAsia="Calibri" w:hAnsi="Calibri"/>
+                <w:sz w:val="19"/>
+                <w:szCs w:val="19"/>
+              </w:rPr>
+              <w:t xml:space="preserve">M</w:t>
+            </w:r>
+          </w:p>
+        </w:tc>
+      </w:tr>
+      <w:tr>
+        <w:trPr>
+          <w:cantSplit/>
+        </w:trPr>
+        <w:tc>
+          <w:tcPr>
+            <w:tcW w:type="dxa" w:w="1100"/>
+            <w:tcBorders>
+              <w:top w:val="single" w:color="BFBFBF" w:sz="4"/>
+              <w:left w:val="single" w:color="BFBFBF" w:sz="4"/>
+              <w:bottom w:val="single" w:color="BFBFBF" w:sz="4"/>
+              <w:right w:val="single" w:color="BFBFBF" w:sz="4"/>
+            </w:tcBorders>
+            <w:shd w:fill="FAF7F0" w:color="auto" w:val="clear"/>
+            <w:tcMar>
+              <w:top w:type="dxa" w:w="60"/>
+              <w:left w:type="dxa" w:w="100"/>
+              <w:bottom w:type="dxa" w:w="60"/>
+              <w:right w:type="dxa" w:w="100"/>
+            </w:tcMar>
+          </w:tcPr>
+          <w:p>
+            <w:pPr>
+              <w:spacing w:after="20"/>
+            </w:pPr>
+            <w:r>
+              <w:rPr>
+                <w:rFonts w:ascii="Calibri" w:cs="Calibri" w:eastAsia="Calibri" w:hAnsi="Calibri"/>
+                <w:sz w:val="19"/>
+                <w:szCs w:val="19"/>
+              </w:rPr>
+              <w:t xml:space="preserve">FR-NV-01</w:t>
+            </w:r>
+          </w:p>
+        </w:tc>
+        <w:tc>
+          <w:tcPr>
+            <w:tcW w:type="dxa" w:w="1250"/>
+            <w:tcBorders>
+              <w:top w:val="single" w:color="BFBFBF" w:sz="4"/>
+              <w:left w:val="single" w:color="BFBFBF" w:sz="4"/>
+              <w:bottom w:val="single" w:color="BFBFBF" w:sz="4"/>
+              <w:right w:val="single" w:color="BFBFBF" w:sz="4"/>
+            </w:tcBorders>
+            <w:shd w:fill="FAF7F0" w:color="auto" w:val="clear"/>
+            <w:tcMar>
+              <w:top w:type="dxa" w:w="60"/>
+              <w:left w:type="dxa" w:w="100"/>
+              <w:bottom w:type="dxa" w:w="60"/>
+              <w:right w:type="dxa" w:w="100"/>
+            </w:tcMar>
+          </w:tcPr>
+          <w:p>
+            <w:pPr>
+              <w:spacing w:after="20"/>
+            </w:pPr>
+            <w:r>
+              <w:rPr>
+                <w:rFonts w:ascii="Calibri" w:cs="Calibri" w:eastAsia="Calibri" w:hAnsi="Calibri"/>
+                <w:sz w:val="19"/>
+                <w:szCs w:val="19"/>
+              </w:rPr>
+              <w:t xml:space="preserve">Navigation</w:t>
+            </w:r>
+          </w:p>
+        </w:tc>
+        <w:tc>
+          <w:tcPr>
+            <w:tcW w:type="dxa" w:w="6100"/>
+            <w:tcBorders>
+              <w:top w:val="single" w:color="BFBFBF" w:sz="4"/>
+              <w:left w:val="single" w:color="BFBFBF" w:sz="4"/>
+              <w:bottom w:val="single" w:color="BFBFBF" w:sz="4"/>
+              <w:right w:val="single" w:color="BFBFBF" w:sz="4"/>
+            </w:tcBorders>
+            <w:shd w:fill="FAF7F0" w:color="auto" w:val="clear"/>
+            <w:tcMar>
+              <w:top w:type="dxa" w:w="60"/>
+              <w:left w:type="dxa" w:w="100"/>
+              <w:bottom w:type="dxa" w:w="60"/>
+              <w:right w:type="dxa" w:w="100"/>
+            </w:tcMar>
+          </w:tcPr>
+          <w:p>
+            <w:pPr>
+              <w:spacing w:after="20"/>
+            </w:pPr>
+            <w:r>
+              <w:rPr>
+                <w:rFonts w:ascii="Calibri" w:cs="Calibri" w:eastAsia="Calibri" w:hAnsi="Calibri"/>
+                <w:sz w:val="19"/>
+                <w:szCs w:val="19"/>
+              </w:rPr>
+              <w:t xml:space="preserve">A Home button on every screen returns to the landing page.</w:t>
             </w:r>
           </w:p>
         </w:tc>
@@ -9353,7 +9607,7 @@
         <w:rPr>
           <w:rFonts w:ascii="Calibri" w:cs="Calibri" w:eastAsia="Calibri" w:hAnsi="Calibri"/>
         </w:rPr>
-        <w:t xml:space="preserve">As a farmer, I can drop a pin on my farm and see my three nearest markets with travel time, so that I choose where to sell. (FR-GI-02)</w:t>
+        <w:t xml:space="preserve">As a farmer, I can draw my farm boundary (or upload my surveyed shapefile) and see my nearest markets with travel time, so that I choose where to sell. (FR-ON-03, FR-GI-02)</w:t>
       </w:r>
     </w:p>
     <w:p>
@@ -10229,7 +10483,7 @@
         <w:rPr>
           <w:rFonts w:ascii="Calibri" w:cs="Calibri" w:eastAsia="Calibri" w:hAnsi="Calibri"/>
         </w:rPr>
-        <w:t xml:space="preserve">Farm pin by GPS or tap; the same pin drives weather, listings by distance and every insight card.</w:t>
+        <w:t xml:space="preserve">Farm boundary (drawn, or imported from a zipped shapefile) or a quick pin; its centre drives weather, listings by distance and every insight card. The outline is private to the farmer.</w:t>
       </w:r>
     </w:p>
     <w:p>
